--- a/statics/CMU/SoPforCMU.docx
+++ b/statics/CMU/SoPforCMU.docx
@@ -39,50 +39,58 @@
     </w:p>
     <w:p>
       <w:pPr>
-        <w:ind w:firstLineChars="100" w:firstLine="240"/>
+        <w:ind w:firstLineChars="100" w:firstLine="220"/>
         <w:jc w:val="center"/>
         <w:rPr>
           <w:rFonts w:ascii="Times New Roman" w:hAnsi="Times New Roman" w:cs="Times New Roman"/>
-          <w:sz w:val="24"/>
+          <w:sz w:val="22"/>
         </w:rPr>
       </w:pPr>
       <w:r>
         <w:rPr>
           <w:rFonts w:ascii="Times New Roman" w:hAnsi="Times New Roman" w:cs="Times New Roman"/>
-          <w:sz w:val="24"/>
+          <w:sz w:val="22"/>
         </w:rPr>
         <w:t xml:space="preserve">Applicant: </w:t>
       </w:r>
-      <w:r>
-        <w:rPr>
-          <w:rFonts w:ascii="Times New Roman" w:hAnsi="Times New Roman" w:cs="Times New Roman"/>
-          <w:sz w:val="24"/>
-        </w:rPr>
-        <w:t>Qianyang Peng</w:t>
-      </w:r>
-    </w:p>
-    <w:p>
-      <w:pPr>
-        <w:ind w:firstLineChars="100" w:firstLine="240"/>
-        <w:jc w:val="center"/>
-        <w:rPr>
-          <w:rFonts w:ascii="Times New Roman" w:hAnsi="Times New Roman" w:cs="Times New Roman"/>
-          <w:sz w:val="36"/>
-        </w:rPr>
-      </w:pPr>
-      <w:r>
-        <w:rPr>
-          <w:rFonts w:ascii="Times New Roman" w:hAnsi="Times New Roman" w:cs="Times New Roman"/>
-          <w:sz w:val="24"/>
-        </w:rPr>
-        <w:t xml:space="preserve">User ID: </w:t>
-      </w:r>
-      <w:r>
-        <w:rPr>
-          <w:rFonts w:ascii="Times New Roman" w:hAnsi="Times New Roman" w:cs="Times New Roman"/>
-          <w:sz w:val="24"/>
-        </w:rPr>
-        <w:t>az950512@sjtu.edu.cn</w:t>
+      <w:proofErr w:type="spellStart"/>
+      <w:r>
+        <w:rPr>
+          <w:rFonts w:ascii="Times New Roman" w:hAnsi="Times New Roman" w:cs="Times New Roman"/>
+          <w:sz w:val="22"/>
+        </w:rPr>
+        <w:t>Qianyang</w:t>
+      </w:r>
+      <w:proofErr w:type="spellEnd"/>
+      <w:r>
+        <w:rPr>
+          <w:rFonts w:ascii="Times New Roman" w:hAnsi="Times New Roman" w:cs="Times New Roman"/>
+          <w:sz w:val="22"/>
+        </w:rPr>
+        <w:t xml:space="preserve"> Peng</w:t>
+      </w:r>
+      <w:r>
+        <w:rPr>
+          <w:rFonts w:ascii="Times New Roman" w:hAnsi="Times New Roman" w:cs="Times New Roman"/>
+          <w:sz w:val="22"/>
+        </w:rPr>
+        <w:tab/>
+      </w:r>
+      <w:r>
+        <w:rPr>
+          <w:rFonts w:ascii="Times New Roman" w:hAnsi="Times New Roman" w:cs="Times New Roman"/>
+          <w:sz w:val="22"/>
+        </w:rPr>
+        <w:tab/>
+      </w:r>
+      <w:bookmarkStart w:id="0" w:name="_GoBack"/>
+      <w:bookmarkEnd w:id="0"/>
+      <w:r>
+        <w:rPr>
+          <w:rFonts w:ascii="Times New Roman" w:hAnsi="Times New Roman" w:cs="Times New Roman"/>
+          <w:sz w:val="22"/>
+        </w:rPr>
+        <w:t>User ID: az950512@sjtu.edu.cn</w:t>
       </w:r>
     </w:p>
     <w:p/>
@@ -526,7 +534,23 @@
           <w:sz w:val="24"/>
           <w:szCs w:val="24"/>
         </w:rPr>
-        <w:t>, to a dormitory-oriented NAS system on Raspberry Pi,</w:t>
+        <w:t xml:space="preserve">, to a dormitory-oriented </w:t>
+      </w:r>
+      <w:r>
+        <w:rPr>
+          <w:rFonts w:ascii="Times New Roman" w:hAnsi="Times New Roman" w:cs="Times New Roman"/>
+          <w:sz w:val="24"/>
+          <w:szCs w:val="24"/>
+        </w:rPr>
+        <w:t xml:space="preserve">network attached storage </w:t>
+      </w:r>
+      <w:r>
+        <w:rPr>
+          <w:rFonts w:ascii="Times New Roman" w:hAnsi="Times New Roman" w:cs="Times New Roman"/>
+          <w:sz w:val="24"/>
+          <w:szCs w:val="24"/>
+        </w:rPr>
+        <w:t>system on Raspberry Pi,</w:t>
       </w:r>
       <w:r>
         <w:rPr>
@@ -650,762 +674,217 @@
           <w:szCs w:val="24"/>
           <w:lang w:eastAsia="ja-JP"/>
         </w:rPr>
-        <w:t>During my sophomore and junior year, I have</w:t>
-      </w:r>
-      <w:r>
-        <w:rPr>
-          <w:rFonts w:ascii="Times New Roman" w:eastAsia="Yu Mincho" w:hAnsi="Times New Roman" w:cs="Times New Roman"/>
-          <w:sz w:val="24"/>
-          <w:szCs w:val="24"/>
-          <w:lang w:eastAsia="ja-JP"/>
+        <w:t>During my sophomore and junior year, I participated in several research topics and co-authored in three papers. The rol</w:t>
+      </w:r>
+      <w:r>
+        <w:rPr>
+          <w:rFonts w:ascii="Times New Roman" w:hAnsi="Times New Roman" w:cs="Times New Roman"/>
+          <w:sz w:val="24"/>
+          <w:szCs w:val="24"/>
+        </w:rPr>
+        <w:t>e I played in academic research had been more practical than theoretical. My first research topic</w:t>
+      </w:r>
+      <w:r>
+        <w:rPr>
+          <w:rFonts w:ascii="Times New Roman" w:hAnsi="Times New Roman" w:cs="Times New Roman"/>
+          <w:sz w:val="24"/>
+          <w:szCs w:val="24"/>
+        </w:rPr>
+        <w:t>, supervised by Prof Jian Cao,</w:t>
+      </w:r>
+      <w:r>
+        <w:rPr>
+          <w:rFonts w:ascii="Times New Roman" w:hAnsi="Times New Roman" w:cs="Times New Roman"/>
+          <w:sz w:val="24"/>
+          <w:szCs w:val="24"/>
+        </w:rPr>
+        <w:t xml:space="preserve"> was on discourse paring usage in service package recommender system</w:t>
+      </w:r>
+      <w:r>
+        <w:rPr>
+          <w:rFonts w:ascii="Times New Roman" w:hAnsi="Times New Roman" w:cs="Times New Roman"/>
+          <w:sz w:val="24"/>
+          <w:szCs w:val="24"/>
+        </w:rPr>
+        <w:t>s.</w:t>
+      </w:r>
+      <w:r>
+        <w:rPr>
+          <w:rFonts w:ascii="Times New Roman" w:hAnsi="Times New Roman" w:cs="Times New Roman"/>
+          <w:sz w:val="24"/>
+          <w:szCs w:val="24"/>
+        </w:rPr>
+        <w:t xml:space="preserve"> I</w:t>
+      </w:r>
+      <w:r>
+        <w:rPr>
+          <w:rFonts w:ascii="Times New Roman" w:hAnsi="Times New Roman" w:cs="Times New Roman"/>
+          <w:sz w:val="24"/>
+          <w:szCs w:val="24"/>
+        </w:rPr>
+        <w:t xml:space="preserve"> independently designed and implemented a service recommendation engine with a three-layer architecture, which had provided rich and stable supportive data for our theoretical part of study, and our result has been published on </w:t>
+      </w:r>
+      <w:r>
+        <w:rPr>
+          <w:rFonts w:ascii="Times New Roman" w:hAnsi="Times New Roman" w:cs="Times New Roman"/>
+          <w:sz w:val="24"/>
+          <w:szCs w:val="24"/>
+        </w:rPr>
+        <w:t>2016 IEEE International Conference on Web Services</w:t>
+      </w:r>
+      <w:r>
+        <w:rPr>
+          <w:rFonts w:ascii="Times New Roman" w:hAnsi="Times New Roman" w:cs="Times New Roman"/>
+          <w:sz w:val="24"/>
+          <w:szCs w:val="24"/>
+        </w:rPr>
+        <w:t xml:space="preserve">. My </w:t>
+      </w:r>
+      <w:r>
+        <w:rPr>
+          <w:rFonts w:ascii="Times New Roman" w:hAnsi="Times New Roman" w:cs="Times New Roman"/>
+          <w:sz w:val="24"/>
+          <w:szCs w:val="24"/>
+        </w:rPr>
+        <w:t>other two researches were</w:t>
+      </w:r>
+      <w:r>
+        <w:rPr>
+          <w:rFonts w:ascii="Times New Roman" w:hAnsi="Times New Roman" w:cs="Times New Roman"/>
+          <w:sz w:val="24"/>
+          <w:szCs w:val="24"/>
+        </w:rPr>
+        <w:t xml:space="preserve"> conducted in the theoretical group of Prof. </w:t>
+      </w:r>
+      <w:proofErr w:type="spellStart"/>
+      <w:r>
+        <w:rPr>
+          <w:rFonts w:ascii="Times New Roman" w:hAnsi="Times New Roman" w:cs="Times New Roman"/>
+          <w:sz w:val="24"/>
+          <w:szCs w:val="24"/>
+        </w:rPr>
+        <w:t>Xinbing</w:t>
+      </w:r>
+      <w:proofErr w:type="spellEnd"/>
+      <w:r>
+        <w:rPr>
+          <w:rFonts w:ascii="Times New Roman" w:hAnsi="Times New Roman" w:cs="Times New Roman"/>
+          <w:sz w:val="24"/>
+          <w:szCs w:val="24"/>
+        </w:rPr>
+        <w:t xml:space="preserve"> Wang. There I assisted in some pure theoretical studies and mainly concentrated on algorithm details and experimental programs. My main work </w:t>
+      </w:r>
+      <w:r>
+        <w:rPr>
+          <w:rFonts w:ascii="Times New Roman" w:hAnsi="Times New Roman" w:cs="Times New Roman" w:hint="eastAsia"/>
+          <w:sz w:val="24"/>
+          <w:szCs w:val="24"/>
+        </w:rPr>
+        <w:t>was</w:t>
+      </w:r>
+      <w:r>
+        <w:rPr>
+          <w:rFonts w:ascii="Times New Roman" w:hAnsi="Times New Roman" w:cs="Times New Roman"/>
+          <w:sz w:val="24"/>
+          <w:szCs w:val="24"/>
         </w:rPr>
         <w:t xml:space="preserve"> </w:t>
       </w:r>
       <w:r>
         <w:rPr>
-          <w:rFonts w:ascii="Times New Roman" w:eastAsia="Yu Mincho" w:hAnsi="Times New Roman" w:cs="Times New Roman"/>
-          <w:sz w:val="24"/>
-          <w:szCs w:val="24"/>
-          <w:lang w:eastAsia="ja-JP"/>
-        </w:rPr>
-        <w:t>participated</w:t>
-      </w:r>
-      <w:r>
-        <w:rPr>
-          <w:rFonts w:ascii="Times New Roman" w:eastAsia="Yu Mincho" w:hAnsi="Times New Roman" w:cs="Times New Roman"/>
-          <w:sz w:val="24"/>
-          <w:szCs w:val="24"/>
-          <w:lang w:eastAsia="ja-JP"/>
-        </w:rPr>
-        <w:t xml:space="preserve"> in several </w:t>
-      </w:r>
-      <w:r>
-        <w:rPr>
-          <w:rFonts w:ascii="Times New Roman" w:eastAsia="Yu Mincho" w:hAnsi="Times New Roman" w:cs="Times New Roman"/>
-          <w:sz w:val="24"/>
-          <w:szCs w:val="24"/>
-          <w:lang w:eastAsia="ja-JP"/>
-        </w:rPr>
-        <w:t xml:space="preserve">research </w:t>
-      </w:r>
-      <w:r>
-        <w:rPr>
-          <w:rFonts w:ascii="Times New Roman" w:eastAsia="Yu Mincho" w:hAnsi="Times New Roman" w:cs="Times New Roman"/>
-          <w:sz w:val="24"/>
-          <w:szCs w:val="24"/>
-          <w:lang w:eastAsia="ja-JP"/>
-        </w:rPr>
-        <w:t xml:space="preserve">topics and co-authored in three </w:t>
-      </w:r>
-      <w:r>
-        <w:rPr>
-          <w:rFonts w:ascii="Times New Roman" w:eastAsia="Yu Mincho" w:hAnsi="Times New Roman" w:cs="Times New Roman"/>
-          <w:sz w:val="24"/>
-          <w:szCs w:val="24"/>
-          <w:lang w:eastAsia="ja-JP"/>
-        </w:rPr>
-        <w:t xml:space="preserve">papers. </w:t>
-      </w:r>
-      <w:r>
-        <w:rPr>
-          <w:rFonts w:ascii="Times New Roman" w:eastAsia="Yu Mincho" w:hAnsi="Times New Roman" w:cs="Times New Roman"/>
-          <w:sz w:val="24"/>
-          <w:szCs w:val="24"/>
-          <w:lang w:eastAsia="ja-JP"/>
-        </w:rPr>
-        <w:t>It has been</w:t>
-      </w:r>
-      <w:r>
-        <w:rPr>
-          <w:rFonts w:ascii="Times New Roman" w:eastAsia="Yu Mincho" w:hAnsi="Times New Roman" w:cs="Times New Roman"/>
-          <w:sz w:val="24"/>
-          <w:szCs w:val="24"/>
-          <w:lang w:eastAsia="ja-JP"/>
-        </w:rPr>
-        <w:t xml:space="preserve"> a</w:t>
-      </w:r>
-      <w:r>
-        <w:rPr>
-          <w:rFonts w:ascii="Times New Roman" w:eastAsia="Yu Mincho" w:hAnsi="Times New Roman" w:cs="Times New Roman"/>
-          <w:sz w:val="24"/>
-          <w:szCs w:val="24"/>
-          <w:lang w:eastAsia="ja-JP"/>
-        </w:rPr>
-        <w:t xml:space="preserve"> great pleasure working on these papers, especially when you see your paper accepted and highly evaluated by</w:t>
-      </w:r>
-      <w:r>
-        <w:rPr>
-          <w:rFonts w:ascii="Times New Roman" w:eastAsia="Yu Mincho" w:hAnsi="Times New Roman" w:cs="Times New Roman"/>
-          <w:sz w:val="24"/>
-          <w:szCs w:val="24"/>
-          <w:lang w:eastAsia="ja-JP"/>
-        </w:rPr>
-        <w:t xml:space="preserve"> the</w:t>
-      </w:r>
-      <w:r>
-        <w:rPr>
-          <w:rFonts w:ascii="Times New Roman" w:eastAsia="Yu Mincho" w:hAnsi="Times New Roman" w:cs="Times New Roman"/>
-          <w:sz w:val="24"/>
-          <w:szCs w:val="24"/>
-          <w:lang w:eastAsia="ja-JP"/>
-        </w:rPr>
-        <w:t xml:space="preserve"> reviewers</w:t>
-      </w:r>
-      <w:r>
-        <w:rPr>
-          <w:rFonts w:ascii="Times New Roman" w:eastAsia="Yu Mincho" w:hAnsi="Times New Roman" w:cs="Times New Roman"/>
-          <w:sz w:val="24"/>
-          <w:szCs w:val="24"/>
-          <w:lang w:eastAsia="ja-JP"/>
-        </w:rPr>
-        <w:t>.</w:t>
-      </w:r>
-      <w:r>
-        <w:rPr>
-          <w:rFonts w:ascii="Times New Roman" w:eastAsia="Yu Mincho" w:hAnsi="Times New Roman" w:cs="Times New Roman"/>
-          <w:sz w:val="24"/>
-          <w:szCs w:val="24"/>
-          <w:lang w:eastAsia="ja-JP"/>
-        </w:rPr>
-        <w:t xml:space="preserve"> </w:t>
-      </w:r>
-      <w:r>
-        <w:rPr>
-          <w:rFonts w:ascii="Times New Roman" w:eastAsia="Yu Mincho" w:hAnsi="Times New Roman" w:cs="Times New Roman"/>
-          <w:sz w:val="24"/>
-          <w:szCs w:val="24"/>
-          <w:lang w:eastAsia="ja-JP"/>
-        </w:rPr>
-        <w:t xml:space="preserve">The role I played </w:t>
-      </w:r>
-      <w:r>
-        <w:rPr>
-          <w:rFonts w:ascii="Times New Roman" w:eastAsia="Yu Mincho" w:hAnsi="Times New Roman" w:cs="Times New Roman"/>
-          <w:sz w:val="24"/>
-          <w:szCs w:val="24"/>
-          <w:lang w:eastAsia="ja-JP"/>
-        </w:rPr>
-        <w:t xml:space="preserve">in academic research </w:t>
-      </w:r>
-      <w:r>
-        <w:rPr>
-          <w:rFonts w:ascii="Times New Roman" w:eastAsia="Yu Mincho" w:hAnsi="Times New Roman" w:cs="Times New Roman"/>
-          <w:sz w:val="24"/>
-          <w:szCs w:val="24"/>
-          <w:lang w:eastAsia="ja-JP"/>
-        </w:rPr>
-        <w:t>had</w:t>
-      </w:r>
-      <w:r>
-        <w:rPr>
-          <w:rFonts w:ascii="Times New Roman" w:eastAsia="Yu Mincho" w:hAnsi="Times New Roman" w:cs="Times New Roman"/>
-          <w:sz w:val="24"/>
-          <w:szCs w:val="24"/>
-          <w:lang w:eastAsia="ja-JP"/>
-        </w:rPr>
-        <w:t xml:space="preserve"> been</w:t>
-      </w:r>
-      <w:r>
-        <w:rPr>
-          <w:rFonts w:ascii="Times New Roman" w:eastAsia="Yu Mincho" w:hAnsi="Times New Roman" w:cs="Times New Roman"/>
-          <w:sz w:val="24"/>
-          <w:szCs w:val="24"/>
-          <w:lang w:eastAsia="ja-JP"/>
-        </w:rPr>
-        <w:t xml:space="preserve"> more practical</w:t>
-      </w:r>
-      <w:r>
-        <w:rPr>
-          <w:rFonts w:ascii="Times New Roman" w:eastAsia="Yu Mincho" w:hAnsi="Times New Roman" w:cs="Times New Roman"/>
-          <w:sz w:val="24"/>
-          <w:szCs w:val="24"/>
-          <w:lang w:eastAsia="ja-JP"/>
-        </w:rPr>
-        <w:t xml:space="preserve"> than theoretical</w:t>
-      </w:r>
-      <w:r>
-        <w:rPr>
-          <w:rFonts w:ascii="Times New Roman" w:eastAsia="Yu Mincho" w:hAnsi="Times New Roman" w:cs="Times New Roman"/>
-          <w:sz w:val="24"/>
-          <w:szCs w:val="24"/>
-          <w:lang w:eastAsia="ja-JP"/>
-        </w:rPr>
-        <w:t>, as my contribution was mainly</w:t>
-      </w:r>
-      <w:r>
-        <w:rPr>
-          <w:rFonts w:ascii="Times New Roman" w:eastAsia="Yu Mincho" w:hAnsi="Times New Roman" w:cs="Times New Roman"/>
-          <w:sz w:val="24"/>
-          <w:szCs w:val="24"/>
-          <w:lang w:eastAsia="ja-JP"/>
-        </w:rPr>
-        <w:t xml:space="preserve"> on algor</w:t>
-      </w:r>
-      <w:r>
-        <w:rPr>
-          <w:rFonts w:ascii="Times New Roman" w:eastAsia="Yu Mincho" w:hAnsi="Times New Roman" w:cs="Times New Roman"/>
-          <w:sz w:val="24"/>
-          <w:szCs w:val="24"/>
-          <w:lang w:eastAsia="ja-JP"/>
-        </w:rPr>
-        <w:t>ithm design and implementation</w:t>
-      </w:r>
-      <w:r>
-        <w:rPr>
-          <w:rFonts w:ascii="Times New Roman" w:eastAsia="Yu Mincho" w:hAnsi="Times New Roman" w:cs="Times New Roman"/>
-          <w:sz w:val="24"/>
-          <w:szCs w:val="24"/>
-          <w:lang w:eastAsia="ja-JP"/>
-        </w:rPr>
-        <w:t>s</w:t>
-      </w:r>
-      <w:r>
-        <w:rPr>
-          <w:rFonts w:ascii="Times New Roman" w:eastAsia="Yu Mincho" w:hAnsi="Times New Roman" w:cs="Times New Roman"/>
-          <w:sz w:val="24"/>
-          <w:szCs w:val="24"/>
-          <w:lang w:eastAsia="ja-JP"/>
-        </w:rPr>
-        <w:t>.</w:t>
-      </w:r>
-      <w:r>
-        <w:rPr>
-          <w:rFonts w:ascii="Times New Roman" w:eastAsia="Yu Mincho" w:hAnsi="Times New Roman" w:cs="Times New Roman"/>
-          <w:sz w:val="24"/>
-          <w:szCs w:val="24"/>
-          <w:lang w:eastAsia="ja-JP"/>
-        </w:rPr>
-        <w:t xml:space="preserve"> The topic</w:t>
-      </w:r>
-      <w:r>
-        <w:rPr>
-          <w:rFonts w:ascii="Times New Roman" w:eastAsia="Yu Mincho" w:hAnsi="Times New Roman" w:cs="Times New Roman"/>
-          <w:sz w:val="24"/>
-          <w:szCs w:val="24"/>
-          <w:lang w:eastAsia="ja-JP"/>
-        </w:rPr>
-        <w:t>s</w:t>
-      </w:r>
-      <w:r>
-        <w:rPr>
-          <w:rFonts w:ascii="Times New Roman" w:eastAsia="Yu Mincho" w:hAnsi="Times New Roman" w:cs="Times New Roman"/>
-          <w:sz w:val="24"/>
-          <w:szCs w:val="24"/>
-          <w:lang w:eastAsia="ja-JP"/>
-        </w:rPr>
-        <w:t xml:space="preserve"> of these</w:t>
-      </w:r>
-      <w:r>
-        <w:rPr>
-          <w:rFonts w:ascii="Times New Roman" w:eastAsia="Yu Mincho" w:hAnsi="Times New Roman" w:cs="Times New Roman"/>
-          <w:sz w:val="24"/>
-          <w:szCs w:val="24"/>
-          <w:lang w:eastAsia="ja-JP"/>
-        </w:rPr>
-        <w:t xml:space="preserve"> papers varied a lot</w:t>
-      </w:r>
-      <w:r>
-        <w:rPr>
-          <w:rFonts w:ascii="Times New Roman" w:eastAsia="Yu Mincho" w:hAnsi="Times New Roman" w:cs="Times New Roman"/>
-          <w:sz w:val="24"/>
-          <w:szCs w:val="24"/>
-          <w:lang w:eastAsia="ja-JP"/>
-        </w:rPr>
-        <w:t>, from N</w:t>
-      </w:r>
-      <w:r>
-        <w:rPr>
-          <w:rFonts w:ascii="Times New Roman" w:eastAsia="Yu Mincho" w:hAnsi="Times New Roman" w:cs="Times New Roman"/>
-          <w:sz w:val="24"/>
-          <w:szCs w:val="24"/>
-          <w:lang w:eastAsia="ja-JP"/>
-        </w:rPr>
-        <w:t>LP and recommender systems to g</w:t>
-      </w:r>
-      <w:r>
-        <w:rPr>
-          <w:rFonts w:ascii="Times New Roman" w:eastAsia="Yu Mincho" w:hAnsi="Times New Roman" w:cs="Times New Roman"/>
-          <w:sz w:val="24"/>
-          <w:szCs w:val="24"/>
-          <w:lang w:eastAsia="ja-JP"/>
-        </w:rPr>
-        <w:t>r</w:t>
-      </w:r>
-      <w:r>
-        <w:rPr>
-          <w:rFonts w:ascii="Times New Roman" w:eastAsia="Yu Mincho" w:hAnsi="Times New Roman" w:cs="Times New Roman"/>
-          <w:sz w:val="24"/>
-          <w:szCs w:val="24"/>
-          <w:lang w:eastAsia="ja-JP"/>
-        </w:rPr>
-        <w:t>aph t</w:t>
-      </w:r>
-      <w:r>
-        <w:rPr>
-          <w:rFonts w:ascii="Times New Roman" w:eastAsia="Yu Mincho" w:hAnsi="Times New Roman" w:cs="Times New Roman"/>
-          <w:sz w:val="24"/>
-          <w:szCs w:val="24"/>
-          <w:lang w:eastAsia="ja-JP"/>
-        </w:rPr>
-        <w:t>heories</w:t>
-      </w:r>
-      <w:r>
-        <w:rPr>
-          <w:rFonts w:ascii="Times New Roman" w:eastAsia="Yu Mincho" w:hAnsi="Times New Roman" w:cs="Times New Roman"/>
-          <w:sz w:val="24"/>
-          <w:szCs w:val="24"/>
-          <w:lang w:eastAsia="ja-JP"/>
-        </w:rPr>
-        <w:t>,</w:t>
-      </w:r>
-      <w:r>
-        <w:rPr>
-          <w:rFonts w:ascii="Times New Roman" w:eastAsia="Yu Mincho" w:hAnsi="Times New Roman" w:cs="Times New Roman"/>
-          <w:sz w:val="24"/>
-          <w:szCs w:val="24"/>
-          <w:lang w:eastAsia="ja-JP"/>
-        </w:rPr>
-        <w:t xml:space="preserve"> but the core idea </w:t>
-      </w:r>
-      <w:r>
-        <w:rPr>
-          <w:rFonts w:ascii="Times New Roman" w:eastAsia="Yu Mincho" w:hAnsi="Times New Roman" w:cs="Times New Roman"/>
-          <w:sz w:val="24"/>
-          <w:szCs w:val="24"/>
-          <w:lang w:eastAsia="ja-JP"/>
-        </w:rPr>
-        <w:t>was</w:t>
-      </w:r>
-      <w:r>
-        <w:rPr>
-          <w:rFonts w:ascii="Times New Roman" w:eastAsia="Yu Mincho" w:hAnsi="Times New Roman" w:cs="Times New Roman"/>
-          <w:sz w:val="24"/>
-          <w:szCs w:val="24"/>
-          <w:lang w:eastAsia="ja-JP"/>
-        </w:rPr>
-        <w:t xml:space="preserve"> much</w:t>
-      </w:r>
-      <w:r>
-        <w:rPr>
-          <w:rFonts w:ascii="Times New Roman" w:eastAsia="Yu Mincho" w:hAnsi="Times New Roman" w:cs="Times New Roman"/>
-          <w:sz w:val="24"/>
-          <w:szCs w:val="24"/>
-          <w:lang w:eastAsia="ja-JP"/>
-        </w:rPr>
-        <w:t xml:space="preserve"> </w:t>
-      </w:r>
-      <w:r>
-        <w:rPr>
-          <w:rFonts w:ascii="Times New Roman" w:eastAsia="Yu Mincho" w:hAnsi="Times New Roman" w:cs="Times New Roman"/>
-          <w:sz w:val="24"/>
-          <w:szCs w:val="24"/>
-          <w:lang w:eastAsia="ja-JP"/>
-        </w:rPr>
-        <w:t>in common</w:t>
-      </w:r>
-      <w:r>
-        <w:rPr>
-          <w:rFonts w:ascii="Times New Roman" w:eastAsia="Yu Mincho" w:hAnsi="Times New Roman" w:cs="Times New Roman"/>
-          <w:sz w:val="24"/>
-          <w:szCs w:val="24"/>
-          <w:lang w:eastAsia="ja-JP"/>
-        </w:rPr>
-        <w:t xml:space="preserve">. </w:t>
-      </w:r>
-      <w:r>
-        <w:rPr>
-          <w:rFonts w:ascii="Times New Roman" w:eastAsia="Yu Mincho" w:hAnsi="Times New Roman" w:cs="Times New Roman"/>
-          <w:sz w:val="24"/>
-          <w:szCs w:val="24"/>
-          <w:lang w:eastAsia="ja-JP"/>
-        </w:rPr>
-        <w:t>That is</w:t>
-      </w:r>
-      <w:r>
-        <w:rPr>
-          <w:rFonts w:ascii="Times New Roman" w:eastAsia="Yu Mincho" w:hAnsi="Times New Roman" w:cs="Times New Roman"/>
-          <w:sz w:val="24"/>
-          <w:szCs w:val="24"/>
-          <w:lang w:eastAsia="ja-JP"/>
-        </w:rPr>
-        <w:t>,</w:t>
-      </w:r>
-      <w:r>
-        <w:rPr>
-          <w:rFonts w:ascii="Times New Roman" w:eastAsia="Yu Mincho" w:hAnsi="Times New Roman" w:cs="Times New Roman"/>
-          <w:sz w:val="24"/>
-          <w:szCs w:val="24"/>
-          <w:lang w:eastAsia="ja-JP"/>
-        </w:rPr>
-        <w:t xml:space="preserve"> to decompose your problem into</w:t>
-      </w:r>
-      <w:r>
-        <w:rPr>
-          <w:rFonts w:ascii="Times New Roman" w:eastAsia="Yu Mincho" w:hAnsi="Times New Roman" w:cs="Times New Roman"/>
-          <w:sz w:val="24"/>
-          <w:szCs w:val="24"/>
-          <w:lang w:eastAsia="ja-JP"/>
-        </w:rPr>
-        <w:t xml:space="preserve"> solvable parts </w:t>
-      </w:r>
-      <w:r>
-        <w:rPr>
-          <w:rFonts w:ascii="Times New Roman" w:eastAsia="Yu Mincho" w:hAnsi="Times New Roman" w:cs="Times New Roman"/>
-          <w:sz w:val="24"/>
-          <w:szCs w:val="24"/>
-          <w:lang w:eastAsia="ja-JP"/>
-        </w:rPr>
-        <w:t>and</w:t>
-      </w:r>
-      <w:r>
-        <w:rPr>
-          <w:rFonts w:ascii="Times New Roman" w:eastAsia="Yu Mincho" w:hAnsi="Times New Roman" w:cs="Times New Roman"/>
-          <w:sz w:val="24"/>
-          <w:szCs w:val="24"/>
-          <w:lang w:eastAsia="ja-JP"/>
-        </w:rPr>
-        <w:t xml:space="preserve"> to</w:t>
-      </w:r>
-      <w:r>
-        <w:rPr>
-          <w:rFonts w:ascii="Times New Roman" w:eastAsia="Yu Mincho" w:hAnsi="Times New Roman" w:cs="Times New Roman"/>
-          <w:sz w:val="24"/>
-          <w:szCs w:val="24"/>
-          <w:lang w:eastAsia="ja-JP"/>
-        </w:rPr>
-        <w:t xml:space="preserve"> design</w:t>
-      </w:r>
-      <w:r>
-        <w:rPr>
-          <w:rFonts w:ascii="Times New Roman" w:eastAsia="Yu Mincho" w:hAnsi="Times New Roman" w:cs="Times New Roman"/>
-          <w:sz w:val="24"/>
-          <w:szCs w:val="24"/>
-          <w:lang w:eastAsia="ja-JP"/>
-        </w:rPr>
-        <w:t xml:space="preserve"> the most</w:t>
-      </w:r>
-      <w:r>
-        <w:rPr>
-          <w:rFonts w:ascii="Times New Roman" w:eastAsia="Yu Mincho" w:hAnsi="Times New Roman" w:cs="Times New Roman"/>
-          <w:sz w:val="24"/>
-          <w:szCs w:val="24"/>
-          <w:lang w:eastAsia="ja-JP"/>
-        </w:rPr>
-        <w:t xml:space="preserve"> proper</w:t>
-      </w:r>
-      <w:r>
-        <w:rPr>
-          <w:rFonts w:ascii="Times New Roman" w:eastAsia="Yu Mincho" w:hAnsi="Times New Roman" w:cs="Times New Roman"/>
-          <w:sz w:val="24"/>
-          <w:szCs w:val="24"/>
-          <w:lang w:eastAsia="ja-JP"/>
-        </w:rPr>
-        <w:t xml:space="preserve"> algorithm and</w:t>
-      </w:r>
-      <w:r>
-        <w:rPr>
-          <w:rFonts w:ascii="Times New Roman" w:eastAsia="Yu Mincho" w:hAnsi="Times New Roman" w:cs="Times New Roman"/>
-          <w:sz w:val="24"/>
-          <w:szCs w:val="24"/>
-          <w:lang w:eastAsia="ja-JP"/>
-        </w:rPr>
-        <w:t xml:space="preserve"> data structure </w:t>
-      </w:r>
-      <w:r>
-        <w:rPr>
-          <w:rFonts w:ascii="Times New Roman" w:hAnsi="Times New Roman" w:cs="Times New Roman"/>
-          <w:sz w:val="24"/>
-          <w:szCs w:val="24"/>
-        </w:rPr>
-        <w:t xml:space="preserve">to manage them. </w:t>
-      </w:r>
-      <w:r>
-        <w:rPr>
-          <w:rFonts w:ascii="Times New Roman" w:hAnsi="Times New Roman" w:cs="Times New Roman"/>
-          <w:sz w:val="24"/>
-          <w:szCs w:val="24"/>
-        </w:rPr>
-        <w:t>Experimental</w:t>
-      </w:r>
-      <w:r>
-        <w:rPr>
-          <w:rFonts w:ascii="Times New Roman" w:hAnsi="Times New Roman" w:cs="Times New Roman"/>
-          <w:sz w:val="24"/>
-          <w:szCs w:val="24"/>
-        </w:rPr>
-        <w:t xml:space="preserve"> programs</w:t>
-      </w:r>
-      <w:r>
-        <w:rPr>
-          <w:rFonts w:ascii="Times New Roman" w:hAnsi="Times New Roman" w:cs="Times New Roman"/>
-          <w:sz w:val="24"/>
-          <w:szCs w:val="24"/>
-        </w:rPr>
-        <w:t xml:space="preserve"> for research</w:t>
-      </w:r>
-      <w:r>
-        <w:rPr>
-          <w:rFonts w:ascii="Times New Roman" w:hAnsi="Times New Roman" w:cs="Times New Roman"/>
-          <w:sz w:val="24"/>
-          <w:szCs w:val="24"/>
-        </w:rPr>
-        <w:t xml:space="preserve"> papers</w:t>
-      </w:r>
-      <w:r>
-        <w:rPr>
-          <w:rFonts w:ascii="Times New Roman" w:hAnsi="Times New Roman" w:cs="Times New Roman"/>
-          <w:sz w:val="24"/>
-          <w:szCs w:val="24"/>
-        </w:rPr>
-        <w:t xml:space="preserve"> </w:t>
-      </w:r>
-      <w:r>
-        <w:rPr>
-          <w:rFonts w:ascii="Times New Roman" w:hAnsi="Times New Roman" w:cs="Times New Roman"/>
-          <w:sz w:val="24"/>
-          <w:szCs w:val="24"/>
-        </w:rPr>
-        <w:t>are</w:t>
-      </w:r>
-      <w:r>
-        <w:rPr>
-          <w:rFonts w:ascii="Times New Roman" w:hAnsi="Times New Roman" w:cs="Times New Roman"/>
-          <w:sz w:val="24"/>
-          <w:szCs w:val="24"/>
-        </w:rPr>
-        <w:t xml:space="preserve"> often large-scaled and</w:t>
-      </w:r>
-      <w:r>
-        <w:rPr>
-          <w:rFonts w:ascii="Times New Roman" w:hAnsi="Times New Roman" w:cs="Times New Roman"/>
-          <w:sz w:val="24"/>
-          <w:szCs w:val="24"/>
-        </w:rPr>
-        <w:t xml:space="preserve"> zero tolerant to bugs and errors, so</w:t>
-      </w:r>
-      <w:r>
-        <w:rPr>
-          <w:rFonts w:ascii="Times New Roman" w:hAnsi="Times New Roman" w:cs="Times New Roman"/>
-          <w:sz w:val="24"/>
-          <w:szCs w:val="24"/>
-        </w:rPr>
-        <w:t xml:space="preserve"> it required</w:t>
-      </w:r>
-      <w:r>
-        <w:rPr>
-          <w:rFonts w:ascii="Times New Roman" w:hAnsi="Times New Roman" w:cs="Times New Roman"/>
-          <w:sz w:val="24"/>
-          <w:szCs w:val="24"/>
-        </w:rPr>
-        <w:t xml:space="preserve"> me</w:t>
-      </w:r>
-      <w:r>
-        <w:rPr>
-          <w:rFonts w:ascii="Times New Roman" w:hAnsi="Times New Roman" w:cs="Times New Roman"/>
-          <w:sz w:val="24"/>
-          <w:szCs w:val="24"/>
-        </w:rPr>
-        <w:t xml:space="preserve"> to be very technical</w:t>
-      </w:r>
-      <w:r>
-        <w:rPr>
-          <w:rFonts w:ascii="Times New Roman" w:hAnsi="Times New Roman" w:cs="Times New Roman"/>
-          <w:sz w:val="24"/>
-          <w:szCs w:val="24"/>
-        </w:rPr>
-        <w:t xml:space="preserve"> and professional in implementing them</w:t>
-      </w:r>
-      <w:r>
-        <w:rPr>
-          <w:rFonts w:ascii="Times New Roman" w:hAnsi="Times New Roman" w:cs="Times New Roman"/>
-          <w:sz w:val="24"/>
-          <w:szCs w:val="24"/>
-        </w:rPr>
-        <w:t>.</w:t>
-      </w:r>
-      <w:r>
-        <w:rPr>
-          <w:rFonts w:ascii="Times New Roman" w:hAnsi="Times New Roman" w:cs="Times New Roman"/>
-          <w:sz w:val="24"/>
-          <w:szCs w:val="24"/>
-        </w:rPr>
-        <w:t xml:space="preserve"> After the training of these experience</w:t>
-      </w:r>
-      <w:r>
-        <w:rPr>
-          <w:rFonts w:ascii="Times New Roman" w:hAnsi="Times New Roman" w:cs="Times New Roman"/>
-          <w:sz w:val="24"/>
-          <w:szCs w:val="24"/>
-        </w:rPr>
-        <w:t>s</w:t>
-      </w:r>
-      <w:r>
-        <w:rPr>
-          <w:rFonts w:ascii="Times New Roman" w:hAnsi="Times New Roman" w:cs="Times New Roman"/>
-          <w:sz w:val="24"/>
-          <w:szCs w:val="24"/>
-        </w:rPr>
-        <w:t>, I got</w:t>
-      </w:r>
-      <w:r>
-        <w:rPr>
-          <w:rFonts w:ascii="Times New Roman" w:hAnsi="Times New Roman" w:cs="Times New Roman"/>
-          <w:sz w:val="24"/>
-          <w:szCs w:val="24"/>
-        </w:rPr>
-        <w:t xml:space="preserve"> quite</w:t>
-      </w:r>
-      <w:r>
-        <w:rPr>
-          <w:rFonts w:ascii="Times New Roman" w:hAnsi="Times New Roman" w:cs="Times New Roman"/>
-          <w:sz w:val="24"/>
-          <w:szCs w:val="24"/>
-        </w:rPr>
-        <w:t xml:space="preserve"> familiar with </w:t>
-      </w:r>
-      <w:r>
-        <w:rPr>
-          <w:rFonts w:ascii="Times New Roman" w:hAnsi="Times New Roman" w:cs="Times New Roman"/>
-          <w:sz w:val="24"/>
-          <w:szCs w:val="24"/>
-        </w:rPr>
-        <w:t>many</w:t>
-      </w:r>
-      <w:r>
-        <w:rPr>
-          <w:rFonts w:ascii="Times New Roman" w:hAnsi="Times New Roman" w:cs="Times New Roman"/>
-          <w:sz w:val="24"/>
-          <w:szCs w:val="24"/>
-        </w:rPr>
-        <w:t xml:space="preserve"> programming languages and</w:t>
-      </w:r>
-      <w:r>
-        <w:rPr>
-          <w:rFonts w:ascii="Times New Roman" w:hAnsi="Times New Roman" w:cs="Times New Roman"/>
-          <w:sz w:val="24"/>
-          <w:szCs w:val="24"/>
-        </w:rPr>
-        <w:t xml:space="preserve"> their</w:t>
-      </w:r>
-      <w:r>
-        <w:rPr>
-          <w:rFonts w:ascii="Times New Roman" w:hAnsi="Times New Roman" w:cs="Times New Roman"/>
-          <w:sz w:val="24"/>
-          <w:szCs w:val="24"/>
-        </w:rPr>
-        <w:t xml:space="preserve"> </w:t>
-      </w:r>
-      <w:r>
-        <w:rPr>
-          <w:rFonts w:ascii="Times New Roman" w:hAnsi="Times New Roman" w:cs="Times New Roman"/>
-          <w:sz w:val="24"/>
-          <w:szCs w:val="24"/>
-        </w:rPr>
-        <w:t>scientific computing libraries. Also</w:t>
-      </w:r>
-      <w:r>
-        <w:rPr>
-          <w:rFonts w:ascii="Times New Roman" w:hAnsi="Times New Roman" w:cs="Times New Roman"/>
-          <w:sz w:val="24"/>
-          <w:szCs w:val="24"/>
-        </w:rPr>
-        <w:t>,</w:t>
-      </w:r>
-      <w:r>
-        <w:rPr>
-          <w:rFonts w:ascii="Times New Roman" w:hAnsi="Times New Roman" w:cs="Times New Roman"/>
-          <w:sz w:val="24"/>
-          <w:szCs w:val="24"/>
-        </w:rPr>
-        <w:t xml:space="preserve"> I</w:t>
-      </w:r>
-      <w:r>
-        <w:rPr>
-          <w:rFonts w:ascii="Times New Roman" w:hAnsi="Times New Roman" w:cs="Times New Roman"/>
-          <w:sz w:val="24"/>
-          <w:szCs w:val="24"/>
-        </w:rPr>
-        <w:t xml:space="preserve"> f</w:t>
-      </w:r>
-      <w:r>
-        <w:rPr>
-          <w:rFonts w:ascii="Times New Roman" w:hAnsi="Times New Roman" w:cs="Times New Roman"/>
-          <w:sz w:val="24"/>
-          <w:szCs w:val="24"/>
-        </w:rPr>
-        <w:t>ormed the ability to study the</w:t>
-      </w:r>
-      <w:r>
-        <w:rPr>
-          <w:rFonts w:ascii="Times New Roman" w:hAnsi="Times New Roman" w:cs="Times New Roman"/>
-          <w:sz w:val="24"/>
-          <w:szCs w:val="24"/>
-        </w:rPr>
-        <w:t xml:space="preserve"> </w:t>
-      </w:r>
-      <w:r>
-        <w:rPr>
-          <w:rFonts w:ascii="Times New Roman" w:hAnsi="Times New Roman" w:cs="Times New Roman"/>
-          <w:sz w:val="24"/>
-          <w:szCs w:val="24"/>
-        </w:rPr>
-        <w:t>relevant research</w:t>
-      </w:r>
-      <w:r>
-        <w:rPr>
-          <w:rFonts w:ascii="Times New Roman" w:hAnsi="Times New Roman" w:cs="Times New Roman"/>
-          <w:sz w:val="24"/>
-          <w:szCs w:val="24"/>
-        </w:rPr>
-        <w:t xml:space="preserve"> and </w:t>
-      </w:r>
-      <w:r>
-        <w:rPr>
-          <w:rFonts w:ascii="Times New Roman" w:hAnsi="Times New Roman" w:cs="Times New Roman"/>
-          <w:sz w:val="24"/>
-          <w:szCs w:val="24"/>
-        </w:rPr>
-        <w:t>published papers for inspirations</w:t>
-      </w:r>
-      <w:r>
-        <w:rPr>
-          <w:rFonts w:ascii="Times New Roman" w:hAnsi="Times New Roman" w:cs="Times New Roman"/>
-          <w:sz w:val="24"/>
-          <w:szCs w:val="24"/>
-        </w:rPr>
-        <w:t xml:space="preserve"> </w:t>
-      </w:r>
-      <w:r>
-        <w:rPr>
-          <w:rFonts w:ascii="Times New Roman" w:hAnsi="Times New Roman" w:cs="Times New Roman"/>
-          <w:sz w:val="24"/>
-          <w:szCs w:val="24"/>
-        </w:rPr>
-        <w:t>to solve new</w:t>
-      </w:r>
-      <w:r>
-        <w:rPr>
-          <w:rFonts w:ascii="Times New Roman" w:hAnsi="Times New Roman" w:cs="Times New Roman"/>
-          <w:sz w:val="24"/>
-          <w:szCs w:val="24"/>
-        </w:rPr>
-        <w:t xml:space="preserve"> derived</w:t>
-      </w:r>
-      <w:r>
-        <w:rPr>
-          <w:rFonts w:ascii="Times New Roman" w:hAnsi="Times New Roman" w:cs="Times New Roman"/>
-          <w:sz w:val="24"/>
-          <w:szCs w:val="24"/>
-        </w:rPr>
-        <w:t xml:space="preserve"> problems.</w:t>
-      </w:r>
-      <w:r>
-        <w:rPr>
-          <w:rFonts w:ascii="Times New Roman" w:hAnsi="Times New Roman" w:cs="Times New Roman"/>
-          <w:sz w:val="24"/>
-          <w:szCs w:val="24"/>
-        </w:rPr>
-        <w:t xml:space="preserve"> Long </w:t>
+          <w:rFonts w:ascii="Times New Roman" w:hAnsi="Times New Roman" w:cs="Times New Roman"/>
+          <w:sz w:val="24"/>
+          <w:szCs w:val="24"/>
+        </w:rPr>
+        <w:t>on the study of source-destination connection in uncertain g</w:t>
+      </w:r>
+      <w:r>
+        <w:rPr>
+          <w:rFonts w:ascii="Times New Roman" w:hAnsi="Times New Roman" w:cs="Times New Roman"/>
+          <w:sz w:val="24"/>
+          <w:szCs w:val="24"/>
+        </w:rPr>
+        <w:t>raphs</w:t>
+      </w:r>
+      <w:r>
+        <w:rPr>
+          <w:rFonts w:ascii="Times New Roman" w:hAnsi="Times New Roman" w:cs="Times New Roman"/>
+          <w:sz w:val="24"/>
+          <w:szCs w:val="24"/>
+        </w:rPr>
+        <w:t xml:space="preserve">. There I conducted an elaborated experiment on large-scale real life datasets including citation network, P2P network and Twitter Ego network, and designed a </w:t>
+      </w:r>
+      <w:r>
+        <w:rPr>
+          <w:rFonts w:ascii="Times New Roman" w:hAnsi="Times New Roman" w:cs="Times New Roman"/>
+          <w:sz w:val="24"/>
+          <w:szCs w:val="24"/>
+        </w:rPr>
+        <w:t>Markov D</w:t>
+      </w:r>
+      <w:r>
+        <w:rPr>
+          <w:rFonts w:ascii="Times New Roman" w:hAnsi="Times New Roman" w:cs="Times New Roman"/>
+          <w:sz w:val="24"/>
+          <w:szCs w:val="24"/>
+        </w:rPr>
+        <w:t>ecision Process</w:t>
+      </w:r>
+      <w:r>
+        <w:rPr>
+          <w:rFonts w:ascii="Times New Roman" w:hAnsi="Times New Roman" w:cs="Times New Roman"/>
+          <w:sz w:val="24"/>
+          <w:szCs w:val="24"/>
+        </w:rPr>
+        <w:t xml:space="preserve"> (MDP)</w:t>
+      </w:r>
+      <w:r>
+        <w:rPr>
+          <w:rFonts w:ascii="Times New Roman" w:hAnsi="Times New Roman" w:cs="Times New Roman"/>
+          <w:sz w:val="24"/>
+          <w:szCs w:val="24"/>
+        </w:rPr>
+        <w:t xml:space="preserve"> based exact algorithm for calculating the optimal testing strategy. My part of work has been highly evaluated by paper reviewers and our paper is accepted by IEEE INFOCOM 2017. </w:t>
+      </w:r>
+      <w:r>
+        <w:rPr>
+          <w:rFonts w:ascii="Times New Roman" w:hAnsi="Times New Roman" w:cs="Times New Roman"/>
+          <w:sz w:val="24"/>
+          <w:szCs w:val="24"/>
+        </w:rPr>
+        <w:t xml:space="preserve">After the training of these </w:t>
+      </w:r>
+      <w:r>
+        <w:rPr>
+          <w:rFonts w:ascii="Times New Roman" w:hAnsi="Times New Roman" w:cs="Times New Roman"/>
+          <w:sz w:val="24"/>
+          <w:szCs w:val="24"/>
+        </w:rPr>
+        <w:t>experiences</w:t>
+      </w:r>
+      <w:r>
+        <w:rPr>
+          <w:rFonts w:ascii="Times New Roman" w:hAnsi="Times New Roman" w:cs="Times New Roman"/>
+          <w:sz w:val="24"/>
+          <w:szCs w:val="24"/>
+        </w:rPr>
+        <w:t>, I got quite familiar with many programming languages and their scientific computing libraries. Also, I formed the ability to study the relevant research</w:t>
+      </w:r>
+      <w:r>
+        <w:rPr>
+          <w:rFonts w:ascii="Times New Roman" w:hAnsi="Times New Roman" w:cs="Times New Roman"/>
+          <w:sz w:val="24"/>
+          <w:szCs w:val="24"/>
+        </w:rPr>
+        <w:t>es</w:t>
+      </w:r>
+      <w:r>
+        <w:rPr>
+          <w:rFonts w:ascii="Times New Roman" w:hAnsi="Times New Roman" w:cs="Times New Roman"/>
+          <w:sz w:val="24"/>
+          <w:szCs w:val="24"/>
+        </w:rPr>
+        <w:t xml:space="preserve"> and published papers for inspirations to solve new derived problems. Long </w:t>
       </w:r>
       <w:r>
         <w:rPr>
@@ -1421,127 +900,16 @@
           <w:sz w:val="24"/>
           <w:szCs w:val="24"/>
         </w:rPr>
-        <w:t xml:space="preserve"> with</w:t>
-      </w:r>
-      <w:r>
-        <w:rPr>
-          <w:rFonts w:ascii="Times New Roman" w:hAnsi="Times New Roman" w:cs="Times New Roman"/>
-          <w:sz w:val="24"/>
-          <w:szCs w:val="24"/>
-        </w:rPr>
-        <w:t xml:space="preserve"> algorithm and</w:t>
-      </w:r>
-      <w:r>
-        <w:rPr>
-          <w:rFonts w:ascii="Times New Roman" w:hAnsi="Times New Roman" w:cs="Times New Roman"/>
-          <w:sz w:val="24"/>
-          <w:szCs w:val="24"/>
-        </w:rPr>
-        <w:t xml:space="preserve"> </w:t>
-      </w:r>
-      <w:r>
-        <w:rPr>
-          <w:rFonts w:ascii="Times New Roman" w:hAnsi="Times New Roman" w:cs="Times New Roman"/>
-          <w:sz w:val="24"/>
-          <w:szCs w:val="24"/>
-        </w:rPr>
-        <w:t>code had also inspired me to think how we</w:t>
-      </w:r>
-      <w:r>
-        <w:rPr>
-          <w:rFonts w:ascii="Times New Roman" w:hAnsi="Times New Roman" w:cs="Times New Roman"/>
-          <w:sz w:val="24"/>
-          <w:szCs w:val="24"/>
-        </w:rPr>
-        <w:t xml:space="preserve"> can</w:t>
-      </w:r>
-      <w:r>
-        <w:rPr>
-          <w:rFonts w:ascii="Times New Roman" w:hAnsi="Times New Roman" w:cs="Times New Roman"/>
-          <w:sz w:val="24"/>
-          <w:szCs w:val="24"/>
-        </w:rPr>
-        <w:t xml:space="preserve"> utilize or even optimize our programming language to help us find latent bugs</w:t>
-      </w:r>
-      <w:r>
-        <w:rPr>
-          <w:rFonts w:ascii="Times New Roman" w:hAnsi="Times New Roman" w:cs="Times New Roman"/>
-          <w:sz w:val="24"/>
-          <w:szCs w:val="24"/>
-        </w:rPr>
-        <w:t xml:space="preserve"> o</w:t>
-      </w:r>
-      <w:r>
-        <w:rPr>
-          <w:rFonts w:ascii="Times New Roman" w:hAnsi="Times New Roman" w:cs="Times New Roman"/>
-          <w:sz w:val="24"/>
-          <w:szCs w:val="24"/>
-        </w:rPr>
-        <w:t>r</w:t>
-      </w:r>
-      <w:r>
-        <w:rPr>
-          <w:rFonts w:ascii="Times New Roman" w:hAnsi="Times New Roman" w:cs="Times New Roman"/>
-          <w:sz w:val="24"/>
-          <w:szCs w:val="24"/>
-        </w:rPr>
-        <w:t xml:space="preserve"> </w:t>
-      </w:r>
-      <w:r>
-        <w:rPr>
-          <w:rFonts w:ascii="Times New Roman" w:hAnsi="Times New Roman" w:cs="Times New Roman"/>
-          <w:sz w:val="24"/>
-          <w:szCs w:val="24"/>
-        </w:rPr>
-        <w:t>achieve</w:t>
-      </w:r>
-      <w:r>
-        <w:rPr>
-          <w:rFonts w:ascii="Times New Roman" w:hAnsi="Times New Roman" w:cs="Times New Roman"/>
-          <w:sz w:val="24"/>
-          <w:szCs w:val="24"/>
-        </w:rPr>
-        <w:t xml:space="preserve"> a higher performance</w:t>
-      </w:r>
-      <w:r>
-        <w:rPr>
-          <w:rFonts w:ascii="Times New Roman" w:hAnsi="Times New Roman" w:cs="Times New Roman"/>
-          <w:sz w:val="24"/>
-          <w:szCs w:val="24"/>
-        </w:rPr>
-        <w:t>, and how we</w:t>
-      </w:r>
-      <w:r>
-        <w:rPr>
-          <w:rFonts w:ascii="Times New Roman" w:hAnsi="Times New Roman" w:cs="Times New Roman"/>
-          <w:sz w:val="24"/>
-          <w:szCs w:val="24"/>
-        </w:rPr>
-        <w:t xml:space="preserve"> can</w:t>
-      </w:r>
-      <w:r>
-        <w:rPr>
-          <w:rFonts w:ascii="Times New Roman" w:hAnsi="Times New Roman" w:cs="Times New Roman"/>
-          <w:sz w:val="24"/>
-          <w:szCs w:val="24"/>
-        </w:rPr>
-        <w:t xml:space="preserve"> build</w:t>
-      </w:r>
-      <w:r>
-        <w:rPr>
-          <w:rFonts w:ascii="Times New Roman" w:hAnsi="Times New Roman" w:cs="Times New Roman"/>
-          <w:sz w:val="24"/>
-          <w:szCs w:val="24"/>
-        </w:rPr>
-        <w:t xml:space="preserve"> our system to be more </w:t>
-      </w:r>
-      <w:r>
-        <w:rPr>
-          <w:rFonts w:ascii="Times New Roman" w:hAnsi="Times New Roman" w:cs="Times New Roman"/>
-          <w:sz w:val="24"/>
-          <w:szCs w:val="24"/>
-        </w:rPr>
-        <w:t>efficient, robust and reliable.</w:t>
+        <w:t xml:space="preserve"> with algorithm and code had also inspired me </w:t>
+      </w:r>
+      <w:r>
+        <w:rPr>
+          <w:rFonts w:ascii="Times New Roman" w:hAnsi="Times New Roman" w:cs="Times New Roman"/>
+          <w:sz w:val="24"/>
+          <w:szCs w:val="24"/>
+        </w:rPr>
+        <w:lastRenderedPageBreak/>
+        <w:t>to think how we can utilize or even optimize our programming language to help us find latent bugs or achieve a higher performance, and how we can build our system to be more efficient, robust and reliable.</w:t>
       </w:r>
     </w:p>
     <w:p>
@@ -1567,80 +935,8 @@
           <w:sz w:val="24"/>
           <w:szCs w:val="24"/>
         </w:rPr>
-        <w:lastRenderedPageBreak/>
         <w:tab/>
-      </w:r>
-      <w:r>
-        <w:rPr>
-          <w:rFonts w:ascii="Times New Roman" w:hAnsi="Times New Roman" w:cs="Times New Roman"/>
-          <w:sz w:val="24"/>
-          <w:szCs w:val="24"/>
-        </w:rPr>
-        <w:t>To further build my professional s</w:t>
-      </w:r>
-      <w:r>
-        <w:rPr>
-          <w:rFonts w:ascii="Times New Roman" w:hAnsi="Times New Roman" w:cs="Times New Roman"/>
-          <w:sz w:val="24"/>
-          <w:szCs w:val="24"/>
-        </w:rPr>
-        <w:t>k</w:t>
-      </w:r>
-      <w:r>
-        <w:rPr>
-          <w:rFonts w:ascii="Times New Roman" w:hAnsi="Times New Roman" w:cs="Times New Roman"/>
-          <w:sz w:val="24"/>
-          <w:szCs w:val="24"/>
-        </w:rPr>
-        <w:t>ills</w:t>
-      </w:r>
-      <w:r>
-        <w:rPr>
-          <w:rFonts w:ascii="Times New Roman" w:hAnsi="Times New Roman" w:cs="Times New Roman"/>
-          <w:sz w:val="24"/>
-          <w:szCs w:val="24"/>
-        </w:rPr>
-        <w:t>,</w:t>
-      </w:r>
-      <w:r>
-        <w:rPr>
-          <w:rFonts w:ascii="Times New Roman" w:hAnsi="Times New Roman" w:cs="Times New Roman"/>
-          <w:sz w:val="24"/>
-          <w:szCs w:val="24"/>
-        </w:rPr>
-        <w:t xml:space="preserve"> t</w:t>
-      </w:r>
-      <w:r>
-        <w:rPr>
-          <w:rFonts w:ascii="Times New Roman" w:hAnsi="Times New Roman" w:cs="Times New Roman"/>
-          <w:sz w:val="24"/>
-          <w:szCs w:val="24"/>
-        </w:rPr>
-        <w:t>his summer I</w:t>
-      </w:r>
-      <w:r>
-        <w:rPr>
-          <w:rFonts w:ascii="Times New Roman" w:hAnsi="Times New Roman" w:cs="Times New Roman"/>
-          <w:sz w:val="24"/>
-          <w:szCs w:val="24"/>
-        </w:rPr>
-        <w:t xml:space="preserve"> conduct</w:t>
-      </w:r>
-      <w:r>
-        <w:rPr>
-          <w:rFonts w:ascii="Times New Roman" w:hAnsi="Times New Roman" w:cs="Times New Roman"/>
-          <w:sz w:val="24"/>
-          <w:szCs w:val="24"/>
-        </w:rPr>
-        <w:t>ed</w:t>
-      </w:r>
-      <w:r>
-        <w:rPr>
-          <w:rFonts w:ascii="Times New Roman" w:hAnsi="Times New Roman" w:cs="Times New Roman"/>
-          <w:sz w:val="24"/>
-          <w:szCs w:val="24"/>
-        </w:rPr>
-        <w:t xml:space="preserve"> a</w:t>
+        <w:t>To further build my professional skills, this summer I conducted a</w:t>
       </w:r>
       <w:r>
         <w:rPr>
@@ -1664,87 +960,41 @@
           <w:sz w:val="24"/>
           <w:szCs w:val="24"/>
         </w:rPr>
-        <w:t xml:space="preserve"> Ruijin Hospital</w:t>
-      </w:r>
-      <w:r>
-        <w:rPr>
-          <w:rFonts w:ascii="Times New Roman" w:hAnsi="Times New Roman" w:cs="Times New Roman"/>
-          <w:sz w:val="24"/>
-          <w:szCs w:val="24"/>
-        </w:rPr>
-        <w:t>, one of the biggest hospital</w:t>
-      </w:r>
-      <w:r>
-        <w:rPr>
-          <w:rFonts w:ascii="Times New Roman" w:hAnsi="Times New Roman" w:cs="Times New Roman"/>
-          <w:sz w:val="24"/>
-          <w:szCs w:val="24"/>
-        </w:rPr>
-        <w:t>s</w:t>
-      </w:r>
-      <w:r>
-        <w:rPr>
-          <w:rFonts w:ascii="Times New Roman" w:hAnsi="Times New Roman" w:cs="Times New Roman"/>
-          <w:sz w:val="24"/>
-          <w:szCs w:val="24"/>
-        </w:rPr>
-        <w:t xml:space="preserve"> in Shanghai</w:t>
-      </w:r>
-      <w:r>
-        <w:rPr>
-          <w:rFonts w:ascii="Times New Roman" w:hAnsi="Times New Roman" w:cs="Times New Roman"/>
-          <w:sz w:val="24"/>
-          <w:szCs w:val="24"/>
-        </w:rPr>
-        <w:t>. Involved in the development</w:t>
-      </w:r>
-      <w:r>
-        <w:rPr>
-          <w:rFonts w:ascii="Times New Roman" w:hAnsi="Times New Roman" w:cs="Times New Roman"/>
-          <w:sz w:val="24"/>
-          <w:szCs w:val="24"/>
-        </w:rPr>
-        <w:t xml:space="preserve"> of their Intelligence Medical Diagnosis System, </w:t>
-      </w:r>
-      <w:r>
-        <w:rPr>
-          <w:rFonts w:ascii="Times New Roman" w:hAnsi="Times New Roman" w:cs="Times New Roman"/>
-          <w:sz w:val="24"/>
-          <w:szCs w:val="24"/>
-        </w:rPr>
-        <w:t xml:space="preserve">I implemented a </w:t>
-      </w:r>
-      <w:r>
-        <w:rPr>
-          <w:rFonts w:ascii="Times New Roman" w:hAnsi="Times New Roman" w:cs="Times New Roman"/>
-          <w:sz w:val="24"/>
-          <w:szCs w:val="24"/>
-        </w:rPr>
-        <w:t xml:space="preserve">rule engine </w:t>
-      </w:r>
-      <w:r>
-        <w:rPr>
-          <w:rFonts w:ascii="Times New Roman" w:hAnsi="Times New Roman" w:cs="Times New Roman"/>
-          <w:sz w:val="24"/>
-          <w:szCs w:val="24"/>
-        </w:rPr>
-        <w:t>that</w:t>
-      </w:r>
-      <w:r>
-        <w:rPr>
-          <w:rFonts w:ascii="Times New Roman" w:hAnsi="Times New Roman" w:cs="Times New Roman"/>
-          <w:sz w:val="24"/>
-          <w:szCs w:val="24"/>
-        </w:rPr>
         <w:t xml:space="preserve"> </w:t>
       </w:r>
-      <w:r>
-        <w:rPr>
-          <w:rFonts w:ascii="Times New Roman" w:hAnsi="Times New Roman" w:cs="Times New Roman"/>
-          <w:sz w:val="24"/>
-          <w:szCs w:val="24"/>
-        </w:rPr>
-        <w:t>gives</w:t>
+      <w:proofErr w:type="spellStart"/>
+      <w:r>
+        <w:rPr>
+          <w:rFonts w:ascii="Times New Roman" w:hAnsi="Times New Roman" w:cs="Times New Roman"/>
+          <w:sz w:val="24"/>
+          <w:szCs w:val="24"/>
+        </w:rPr>
+        <w:t>Ruijin</w:t>
+      </w:r>
+      <w:proofErr w:type="spellEnd"/>
+      <w:r>
+        <w:rPr>
+          <w:rFonts w:ascii="Times New Roman" w:hAnsi="Times New Roman" w:cs="Times New Roman"/>
+          <w:sz w:val="24"/>
+          <w:szCs w:val="24"/>
+        </w:rPr>
+        <w:t xml:space="preserve"> Hospital</w:t>
+      </w:r>
+      <w:r>
+        <w:rPr>
+          <w:rFonts w:ascii="Times New Roman" w:hAnsi="Times New Roman" w:cs="Times New Roman"/>
+          <w:sz w:val="24"/>
+          <w:szCs w:val="24"/>
+        </w:rPr>
+        <w:t>. Involved in the development of their Intelligence Medical Diagnosis System, I implemented a rule engine that gives evidence-based treatment methods for breast cancer patients</w:t>
+      </w:r>
+      <w:r>
+        <w:rPr>
+          <w:rFonts w:ascii="Times New Roman" w:hAnsi="Times New Roman" w:cs="Times New Roman"/>
+          <w:sz w:val="24"/>
+          <w:szCs w:val="24"/>
+        </w:rPr>
+        <w:t>. The final version of my module was after many times of code review and refactoring.</w:t>
       </w:r>
       <w:r>
         <w:rPr>
@@ -1760,607 +1010,63 @@
           <w:sz w:val="24"/>
           <w:szCs w:val="24"/>
         </w:rPr>
-        <w:t xml:space="preserve">evidence-based </w:t>
-      </w:r>
-      <w:r>
-        <w:rPr>
-          <w:rFonts w:ascii="Times New Roman" w:hAnsi="Times New Roman" w:cs="Times New Roman"/>
-          <w:sz w:val="24"/>
-          <w:szCs w:val="24"/>
-        </w:rPr>
-        <w:t>treatment method</w:t>
-      </w:r>
-      <w:r>
-        <w:rPr>
-          <w:rFonts w:ascii="Times New Roman" w:hAnsi="Times New Roman" w:cs="Times New Roman"/>
-          <w:sz w:val="24"/>
-          <w:szCs w:val="24"/>
-        </w:rPr>
-        <w:t>s</w:t>
-      </w:r>
-      <w:r>
-        <w:rPr>
-          <w:rFonts w:ascii="Times New Roman" w:hAnsi="Times New Roman" w:cs="Times New Roman"/>
-          <w:sz w:val="24"/>
-          <w:szCs w:val="24"/>
-        </w:rPr>
-        <w:t xml:space="preserve"> for breast cancer patients</w:t>
-      </w:r>
-      <w:r>
-        <w:rPr>
-          <w:rFonts w:ascii="Times New Roman" w:hAnsi="Times New Roman" w:cs="Times New Roman"/>
-          <w:sz w:val="24"/>
-          <w:szCs w:val="24"/>
-        </w:rPr>
-        <w:t xml:space="preserve"> </w:t>
-      </w:r>
-      <w:r>
-        <w:rPr>
-          <w:rFonts w:ascii="Times New Roman" w:hAnsi="Times New Roman" w:cs="Times New Roman"/>
-          <w:sz w:val="24"/>
-          <w:szCs w:val="24"/>
-        </w:rPr>
-        <w:t>according</w:t>
-      </w:r>
-      <w:r>
-        <w:rPr>
-          <w:rFonts w:ascii="Times New Roman" w:hAnsi="Times New Roman" w:cs="Times New Roman"/>
-          <w:sz w:val="24"/>
-          <w:szCs w:val="24"/>
-        </w:rPr>
-        <w:t xml:space="preserve"> to</w:t>
-      </w:r>
-      <w:r>
-        <w:rPr>
-          <w:rFonts w:ascii="Times New Roman" w:hAnsi="Times New Roman" w:cs="Times New Roman"/>
-          <w:sz w:val="24"/>
-          <w:szCs w:val="24"/>
-        </w:rPr>
-        <w:t xml:space="preserve"> NCCN</w:t>
-      </w:r>
-      <w:r>
-        <w:rPr>
-          <w:rFonts w:ascii="Times New Roman" w:hAnsi="Times New Roman" w:cs="Times New Roman"/>
-          <w:sz w:val="24"/>
-          <w:szCs w:val="24"/>
-        </w:rPr>
-        <w:t>,</w:t>
-      </w:r>
-      <w:r>
-        <w:rPr>
-          <w:rFonts w:ascii="Times New Roman" w:hAnsi="Times New Roman" w:cs="Times New Roman"/>
-          <w:sz w:val="24"/>
-          <w:szCs w:val="24"/>
-        </w:rPr>
-        <w:t xml:space="preserve"> a professional cancer guideline</w:t>
-      </w:r>
-      <w:r>
-        <w:rPr>
-          <w:rFonts w:ascii="Times New Roman" w:hAnsi="Times New Roman" w:cs="Times New Roman"/>
-          <w:sz w:val="24"/>
-          <w:szCs w:val="24"/>
-        </w:rPr>
-        <w:t xml:space="preserve">. </w:t>
-      </w:r>
-      <w:r>
-        <w:rPr>
-          <w:rFonts w:ascii="Times New Roman" w:hAnsi="Times New Roman" w:cs="Times New Roman"/>
-          <w:sz w:val="24"/>
-          <w:szCs w:val="24"/>
-        </w:rPr>
-        <w:t>During</w:t>
-      </w:r>
-      <w:r>
-        <w:rPr>
-          <w:rFonts w:ascii="Times New Roman" w:hAnsi="Times New Roman" w:cs="Times New Roman"/>
-          <w:sz w:val="24"/>
-          <w:szCs w:val="24"/>
-        </w:rPr>
-        <w:t xml:space="preserve"> the</w:t>
-      </w:r>
-      <w:r>
-        <w:rPr>
-          <w:rFonts w:ascii="Times New Roman" w:hAnsi="Times New Roman" w:cs="Times New Roman"/>
-          <w:sz w:val="24"/>
-          <w:szCs w:val="24"/>
-        </w:rPr>
-        <w:t xml:space="preserve"> internship I received many precious advices from </w:t>
-      </w:r>
-      <w:r>
-        <w:rPr>
-          <w:rFonts w:ascii="Times New Roman" w:hAnsi="Times New Roman" w:cs="Times New Roman"/>
-          <w:sz w:val="24"/>
-          <w:szCs w:val="24"/>
-        </w:rPr>
-        <w:t>professionals</w:t>
-      </w:r>
-      <w:r>
-        <w:rPr>
-          <w:rFonts w:ascii="Times New Roman" w:hAnsi="Times New Roman" w:cs="Times New Roman"/>
-          <w:sz w:val="24"/>
-          <w:szCs w:val="24"/>
-        </w:rPr>
-        <w:t>,</w:t>
-      </w:r>
-      <w:r>
-        <w:rPr>
-          <w:rFonts w:ascii="Times New Roman" w:hAnsi="Times New Roman" w:cs="Times New Roman"/>
-          <w:sz w:val="24"/>
-          <w:szCs w:val="24"/>
-        </w:rPr>
-        <w:t xml:space="preserve"> and</w:t>
-      </w:r>
-      <w:r>
-        <w:rPr>
-          <w:rFonts w:ascii="Times New Roman" w:hAnsi="Times New Roman" w:cs="Times New Roman"/>
-          <w:sz w:val="24"/>
-          <w:szCs w:val="24"/>
-        </w:rPr>
-        <w:t xml:space="preserve"> put much effort on</w:t>
-      </w:r>
-      <w:r>
-        <w:rPr>
-          <w:rFonts w:ascii="Times New Roman" w:hAnsi="Times New Roman" w:cs="Times New Roman"/>
-          <w:sz w:val="24"/>
-          <w:szCs w:val="24"/>
-        </w:rPr>
-        <w:t xml:space="preserve"> code optimization</w:t>
-      </w:r>
-      <w:r>
-        <w:rPr>
-          <w:rFonts w:ascii="Times New Roman" w:hAnsi="Times New Roman" w:cs="Times New Roman"/>
-          <w:sz w:val="24"/>
-          <w:szCs w:val="24"/>
-        </w:rPr>
-        <w:t>s</w:t>
-      </w:r>
-      <w:r>
-        <w:rPr>
-          <w:rFonts w:ascii="Times New Roman" w:hAnsi="Times New Roman" w:cs="Times New Roman"/>
-          <w:sz w:val="24"/>
-          <w:szCs w:val="24"/>
-        </w:rPr>
-        <w:t>. There I</w:t>
-      </w:r>
-      <w:r>
-        <w:rPr>
-          <w:rFonts w:ascii="Times New Roman" w:hAnsi="Times New Roman" w:cs="Times New Roman"/>
-          <w:sz w:val="24"/>
-          <w:szCs w:val="24"/>
-        </w:rPr>
-        <w:t xml:space="preserve"> used</w:t>
-      </w:r>
-      <w:r>
-        <w:rPr>
-          <w:rFonts w:ascii="Times New Roman" w:hAnsi="Times New Roman" w:cs="Times New Roman"/>
-          <w:sz w:val="24"/>
-          <w:szCs w:val="24"/>
-        </w:rPr>
-        <w:t xml:space="preserve"> recursive </w:t>
-      </w:r>
-      <w:r>
-        <w:rPr>
-          <w:rFonts w:ascii="Times New Roman" w:hAnsi="Times New Roman" w:cs="Times New Roman"/>
-          <w:sz w:val="24"/>
-          <w:szCs w:val="24"/>
-        </w:rPr>
-        <w:t>judgement</w:t>
-      </w:r>
-      <w:r>
-        <w:rPr>
-          <w:rFonts w:ascii="Times New Roman" w:hAnsi="Times New Roman" w:cs="Times New Roman"/>
-          <w:sz w:val="24"/>
-          <w:szCs w:val="24"/>
-        </w:rPr>
-        <w:t xml:space="preserve"> in replace of nested loop to make my code concise and extensible</w:t>
-      </w:r>
-      <w:r>
-        <w:rPr>
-          <w:rFonts w:ascii="Times New Roman" w:hAnsi="Times New Roman" w:cs="Times New Roman"/>
-          <w:sz w:val="24"/>
-          <w:szCs w:val="24"/>
-        </w:rPr>
-        <w:t>, adopted</w:t>
-      </w:r>
-      <w:r>
-        <w:rPr>
-          <w:rFonts w:ascii="Times New Roman" w:hAnsi="Times New Roman" w:cs="Times New Roman"/>
-          <w:sz w:val="24"/>
-          <w:szCs w:val="24"/>
-        </w:rPr>
-        <w:t xml:space="preserve"> </w:t>
-      </w:r>
-      <w:r>
-        <w:rPr>
-          <w:rFonts w:ascii="Times New Roman" w:hAnsi="Times New Roman" w:cs="Times New Roman"/>
-          <w:sz w:val="24"/>
-          <w:szCs w:val="24"/>
-        </w:rPr>
-        <w:t xml:space="preserve">JSON </w:t>
-      </w:r>
-      <w:r>
-        <w:rPr>
-          <w:rFonts w:ascii="Times New Roman" w:hAnsi="Times New Roman" w:cs="Times New Roman"/>
-          <w:sz w:val="24"/>
-          <w:szCs w:val="24"/>
-        </w:rPr>
-        <w:t>file</w:t>
-      </w:r>
-      <w:r>
-        <w:rPr>
-          <w:rFonts w:ascii="Times New Roman" w:hAnsi="Times New Roman" w:cs="Times New Roman"/>
-          <w:sz w:val="24"/>
-          <w:szCs w:val="24"/>
-        </w:rPr>
-        <w:t>s</w:t>
-      </w:r>
-      <w:r>
-        <w:rPr>
-          <w:rFonts w:ascii="Times New Roman" w:hAnsi="Times New Roman" w:cs="Times New Roman"/>
-          <w:sz w:val="24"/>
-          <w:szCs w:val="24"/>
-        </w:rPr>
-        <w:t xml:space="preserve"> to separate logic</w:t>
-      </w:r>
-      <w:r>
-        <w:rPr>
-          <w:rFonts w:ascii="Times New Roman" w:hAnsi="Times New Roman" w:cs="Times New Roman"/>
-          <w:sz w:val="24"/>
-          <w:szCs w:val="24"/>
-        </w:rPr>
-        <w:t xml:space="preserve"> part</w:t>
-      </w:r>
-      <w:r>
-        <w:rPr>
-          <w:rFonts w:ascii="Times New Roman" w:hAnsi="Times New Roman" w:cs="Times New Roman"/>
-          <w:sz w:val="24"/>
-          <w:szCs w:val="24"/>
-        </w:rPr>
-        <w:t xml:space="preserve"> and rule</w:t>
-      </w:r>
-      <w:r>
-        <w:rPr>
-          <w:rFonts w:ascii="Times New Roman" w:hAnsi="Times New Roman" w:cs="Times New Roman"/>
-          <w:sz w:val="24"/>
-          <w:szCs w:val="24"/>
-        </w:rPr>
-        <w:t xml:space="preserve"> part</w:t>
-      </w:r>
-      <w:r>
-        <w:rPr>
-          <w:rFonts w:ascii="Times New Roman" w:hAnsi="Times New Roman" w:cs="Times New Roman"/>
-          <w:sz w:val="24"/>
-          <w:szCs w:val="24"/>
-        </w:rPr>
-        <w:t xml:space="preserve"> thus achieving low coupling, </w:t>
-      </w:r>
-      <w:r>
-        <w:rPr>
-          <w:rFonts w:ascii="Times New Roman" w:hAnsi="Times New Roman" w:cs="Times New Roman"/>
-          <w:sz w:val="24"/>
-          <w:szCs w:val="24"/>
-        </w:rPr>
-        <w:t xml:space="preserve">and </w:t>
-      </w:r>
-      <w:r>
-        <w:rPr>
-          <w:rFonts w:ascii="Times New Roman" w:hAnsi="Times New Roman" w:cs="Times New Roman"/>
-          <w:sz w:val="24"/>
-          <w:szCs w:val="24"/>
-        </w:rPr>
-        <w:t>applied</w:t>
-      </w:r>
-      <w:r>
-        <w:rPr>
-          <w:rFonts w:ascii="Times New Roman" w:hAnsi="Times New Roman" w:cs="Times New Roman"/>
-          <w:sz w:val="24"/>
-          <w:szCs w:val="24"/>
-        </w:rPr>
-        <w:t xml:space="preserve"> disjunc</w:t>
-      </w:r>
-      <w:r>
-        <w:rPr>
-          <w:rFonts w:ascii="Times New Roman" w:hAnsi="Times New Roman" w:cs="Times New Roman"/>
-          <w:sz w:val="24"/>
-          <w:szCs w:val="24"/>
-        </w:rPr>
-        <w:t>tive normal form</w:t>
-      </w:r>
-      <w:r>
-        <w:rPr>
-          <w:rFonts w:ascii="Times New Roman" w:hAnsi="Times New Roman" w:cs="Times New Roman"/>
-          <w:sz w:val="24"/>
-          <w:szCs w:val="24"/>
-        </w:rPr>
-        <w:t xml:space="preserve"> in rule formats to make them</w:t>
-      </w:r>
-      <w:r>
-        <w:rPr>
-          <w:rFonts w:ascii="Times New Roman" w:hAnsi="Times New Roman" w:cs="Times New Roman"/>
-          <w:sz w:val="24"/>
-          <w:szCs w:val="24"/>
-        </w:rPr>
-        <w:t xml:space="preserve"> much </w:t>
-      </w:r>
-      <w:r>
-        <w:rPr>
-          <w:rFonts w:ascii="Times New Roman" w:hAnsi="Times New Roman" w:cs="Times New Roman"/>
-          <w:sz w:val="24"/>
-          <w:szCs w:val="24"/>
-        </w:rPr>
-        <w:t>easier to check and edit</w:t>
-      </w:r>
-      <w:r>
-        <w:rPr>
-          <w:rFonts w:ascii="Times New Roman" w:hAnsi="Times New Roman" w:cs="Times New Roman"/>
-          <w:sz w:val="24"/>
-          <w:szCs w:val="24"/>
-        </w:rPr>
-        <w:t>.</w:t>
-      </w:r>
-      <w:r>
-        <w:rPr>
-          <w:rFonts w:ascii="Times New Roman" w:hAnsi="Times New Roman" w:cs="Times New Roman"/>
-          <w:sz w:val="24"/>
-          <w:szCs w:val="24"/>
-        </w:rPr>
-        <w:t xml:space="preserve"> </w:t>
-      </w:r>
-      <w:r>
-        <w:rPr>
-          <w:rFonts w:ascii="Times New Roman" w:hAnsi="Times New Roman" w:cs="Times New Roman"/>
-          <w:sz w:val="24"/>
-          <w:szCs w:val="24"/>
-        </w:rPr>
-        <w:t>N</w:t>
-      </w:r>
-      <w:r>
-        <w:rPr>
-          <w:rFonts w:ascii="Times New Roman" w:hAnsi="Times New Roman" w:cs="Times New Roman"/>
-          <w:sz w:val="24"/>
-          <w:szCs w:val="24"/>
-        </w:rPr>
-        <w:t>ow</w:t>
-      </w:r>
-      <w:r>
-        <w:rPr>
-          <w:rFonts w:ascii="Times New Roman" w:hAnsi="Times New Roman" w:cs="Times New Roman"/>
-          <w:sz w:val="24"/>
-          <w:szCs w:val="24"/>
-        </w:rPr>
-        <w:t xml:space="preserve"> </w:t>
-      </w:r>
-      <w:r>
-        <w:rPr>
-          <w:rFonts w:ascii="Times New Roman" w:hAnsi="Times New Roman" w:cs="Times New Roman"/>
-          <w:sz w:val="24"/>
-          <w:szCs w:val="24"/>
-        </w:rPr>
-        <w:t xml:space="preserve">my work </w:t>
-      </w:r>
-      <w:r>
-        <w:rPr>
-          <w:rFonts w:ascii="Times New Roman" w:hAnsi="Times New Roman" w:cs="Times New Roman"/>
-          <w:sz w:val="24"/>
-          <w:szCs w:val="24"/>
-        </w:rPr>
-        <w:t>has passed</w:t>
-      </w:r>
-      <w:r>
-        <w:rPr>
-          <w:rFonts w:ascii="Times New Roman" w:hAnsi="Times New Roman" w:cs="Times New Roman"/>
-          <w:sz w:val="24"/>
-          <w:szCs w:val="24"/>
-        </w:rPr>
-        <w:t xml:space="preserve"> </w:t>
-      </w:r>
-      <w:r>
-        <w:rPr>
-          <w:rFonts w:ascii="Times New Roman" w:hAnsi="Times New Roman" w:cs="Times New Roman"/>
-          <w:sz w:val="24"/>
-          <w:szCs w:val="24"/>
-        </w:rPr>
-        <w:t>the code review</w:t>
-      </w:r>
-      <w:r>
-        <w:rPr>
-          <w:rFonts w:ascii="Times New Roman" w:hAnsi="Times New Roman" w:cs="Times New Roman"/>
-          <w:sz w:val="24"/>
-          <w:szCs w:val="24"/>
-        </w:rPr>
-        <w:t xml:space="preserve"> and is</w:t>
-      </w:r>
-      <w:r>
-        <w:rPr>
-          <w:rFonts w:ascii="Times New Roman" w:hAnsi="Times New Roman" w:cs="Times New Roman"/>
-          <w:sz w:val="24"/>
-          <w:szCs w:val="24"/>
-        </w:rPr>
-        <w:t xml:space="preserve"> widely used </w:t>
-      </w:r>
-      <w:r>
-        <w:rPr>
-          <w:rFonts w:ascii="Times New Roman" w:hAnsi="Times New Roman" w:cs="Times New Roman"/>
-          <w:sz w:val="24"/>
-          <w:szCs w:val="24"/>
-        </w:rPr>
-        <w:t>in</w:t>
-      </w:r>
-      <w:r>
-        <w:rPr>
-          <w:rFonts w:ascii="Times New Roman" w:hAnsi="Times New Roman" w:cs="Times New Roman"/>
-          <w:sz w:val="24"/>
-          <w:szCs w:val="24"/>
-        </w:rPr>
-        <w:t xml:space="preserve"> </w:t>
-      </w:r>
-      <w:r>
-        <w:rPr>
-          <w:rFonts w:ascii="Times New Roman" w:hAnsi="Times New Roman" w:cs="Times New Roman"/>
-          <w:sz w:val="24"/>
-          <w:szCs w:val="24"/>
-        </w:rPr>
-        <w:t>the</w:t>
-      </w:r>
-      <w:r>
-        <w:rPr>
-          <w:rFonts w:ascii="Times New Roman" w:hAnsi="Times New Roman" w:cs="Times New Roman"/>
-          <w:sz w:val="24"/>
-          <w:szCs w:val="24"/>
-        </w:rPr>
-        <w:t xml:space="preserve"> </w:t>
-      </w:r>
-      <w:r>
-        <w:rPr>
-          <w:rFonts w:ascii="Times New Roman" w:hAnsi="Times New Roman" w:cs="Times New Roman"/>
-          <w:sz w:val="24"/>
-          <w:szCs w:val="24"/>
-        </w:rPr>
-        <w:t xml:space="preserve">diagnosis </w:t>
-      </w:r>
-      <w:r>
-        <w:rPr>
-          <w:rFonts w:ascii="Times New Roman" w:hAnsi="Times New Roman" w:cs="Times New Roman"/>
-          <w:sz w:val="24"/>
-          <w:szCs w:val="24"/>
-        </w:rPr>
-        <w:t>system as a bottom-level module</w:t>
-      </w:r>
-      <w:r>
-        <w:rPr>
-          <w:rFonts w:ascii="Times New Roman" w:hAnsi="Times New Roman" w:cs="Times New Roman"/>
-          <w:sz w:val="24"/>
-          <w:szCs w:val="24"/>
-        </w:rPr>
-        <w:t>.</w:t>
-      </w:r>
-      <w:r>
-        <w:rPr>
-          <w:rFonts w:ascii="Times New Roman" w:hAnsi="Times New Roman" w:cs="Times New Roman"/>
-          <w:sz w:val="24"/>
-          <w:szCs w:val="24"/>
-        </w:rPr>
-        <w:t xml:space="preserve"> This experience taught me that as a professional developer </w:t>
-      </w:r>
-      <w:r>
-        <w:rPr>
-          <w:rFonts w:ascii="Times New Roman" w:hAnsi="Times New Roman" w:cs="Times New Roman"/>
-          <w:sz w:val="24"/>
-          <w:szCs w:val="24"/>
-        </w:rPr>
-        <w:t>the</w:t>
-      </w:r>
-      <w:r>
-        <w:rPr>
-          <w:rFonts w:ascii="Times New Roman" w:hAnsi="Times New Roman" w:cs="Times New Roman"/>
-          <w:sz w:val="24"/>
-          <w:szCs w:val="24"/>
-        </w:rPr>
-        <w:t xml:space="preserve"> value</w:t>
-      </w:r>
-      <w:r>
-        <w:rPr>
-          <w:rFonts w:ascii="Times New Roman" w:hAnsi="Times New Roman" w:cs="Times New Roman"/>
-          <w:sz w:val="24"/>
-          <w:szCs w:val="24"/>
-        </w:rPr>
-        <w:t xml:space="preserve"> you create is</w:t>
-      </w:r>
-      <w:r>
-        <w:rPr>
-          <w:rFonts w:ascii="Times New Roman" w:hAnsi="Times New Roman" w:cs="Times New Roman"/>
-          <w:sz w:val="24"/>
-          <w:szCs w:val="24"/>
-        </w:rPr>
-        <w:t xml:space="preserve"> not only from </w:t>
-      </w:r>
-      <w:r>
-        <w:rPr>
-          <w:rFonts w:ascii="Times New Roman" w:hAnsi="Times New Roman" w:cs="Times New Roman"/>
-          <w:sz w:val="24"/>
-          <w:szCs w:val="24"/>
-        </w:rPr>
-        <w:t>what you implement but also from how you implement</w:t>
-      </w:r>
-      <w:r>
-        <w:rPr>
-          <w:rFonts w:ascii="Times New Roman" w:hAnsi="Times New Roman" w:cs="Times New Roman"/>
-          <w:sz w:val="24"/>
-          <w:szCs w:val="24"/>
-        </w:rPr>
-        <w:t>,</w:t>
-      </w:r>
-      <w:r>
-        <w:rPr>
-          <w:rFonts w:ascii="Times New Roman" w:hAnsi="Times New Roman" w:cs="Times New Roman"/>
-          <w:sz w:val="24"/>
-          <w:szCs w:val="24"/>
-        </w:rPr>
-        <w:t xml:space="preserve"> </w:t>
-      </w:r>
-      <w:r>
-        <w:rPr>
-          <w:rFonts w:ascii="Times New Roman" w:hAnsi="Times New Roman" w:cs="Times New Roman"/>
-          <w:sz w:val="24"/>
-          <w:szCs w:val="24"/>
-        </w:rPr>
-        <w:t>a</w:t>
-      </w:r>
-      <w:r>
-        <w:rPr>
-          <w:rFonts w:ascii="Times New Roman" w:hAnsi="Times New Roman" w:cs="Times New Roman"/>
-          <w:sz w:val="24"/>
-          <w:szCs w:val="24"/>
-        </w:rPr>
-        <w:t xml:space="preserve">nd </w:t>
-      </w:r>
-      <w:r>
-        <w:rPr>
-          <w:rFonts w:ascii="Times New Roman" w:hAnsi="Times New Roman" w:cs="Times New Roman"/>
-          <w:sz w:val="24"/>
-          <w:szCs w:val="24"/>
-        </w:rPr>
-        <w:t>a</w:t>
-      </w:r>
-      <w:r>
-        <w:rPr>
-          <w:rFonts w:ascii="Times New Roman" w:hAnsi="Times New Roman" w:cs="Times New Roman"/>
-          <w:sz w:val="24"/>
-          <w:szCs w:val="24"/>
-        </w:rPr>
-        <w:t xml:space="preserve"> profound</w:t>
-      </w:r>
-      <w:r>
-        <w:rPr>
-          <w:rFonts w:ascii="Times New Roman" w:hAnsi="Times New Roman" w:cs="Times New Roman"/>
-          <w:sz w:val="24"/>
-          <w:szCs w:val="24"/>
-        </w:rPr>
-        <w:t xml:space="preserve"> understanding to the programming language and development environment</w:t>
-      </w:r>
-      <w:r>
-        <w:rPr>
-          <w:rFonts w:ascii="Times New Roman" w:hAnsi="Times New Roman" w:cs="Times New Roman"/>
-          <w:sz w:val="24"/>
-          <w:szCs w:val="24"/>
-        </w:rPr>
-        <w:t xml:space="preserve"> is</w:t>
-      </w:r>
-      <w:r>
-        <w:rPr>
-          <w:rFonts w:ascii="Times New Roman" w:hAnsi="Times New Roman" w:cs="Times New Roman"/>
-          <w:sz w:val="24"/>
-          <w:szCs w:val="24"/>
-        </w:rPr>
-        <w:t xml:space="preserve"> indispensable for an elegant implementation</w:t>
-      </w:r>
-      <w:r>
-        <w:rPr>
-          <w:rFonts w:ascii="Times New Roman" w:hAnsi="Times New Roman" w:cs="Times New Roman"/>
-          <w:sz w:val="24"/>
-          <w:szCs w:val="24"/>
-        </w:rPr>
-        <w:t>.</w:t>
+        <w:t>The engine part was containing a recursive decision tree loader and a rule parser, implemented within 100 lines. And the rule part was in JSON files containing node labels and relatives, with the rule body described in disjunc</w:t>
+      </w:r>
+      <w:r>
+        <w:rPr>
+          <w:rFonts w:ascii="Times New Roman" w:hAnsi="Times New Roman" w:cs="Times New Roman"/>
+          <w:sz w:val="24"/>
+          <w:szCs w:val="24"/>
+        </w:rPr>
+        <w:t>tive normal forms. My module had</w:t>
+      </w:r>
+      <w:r>
+        <w:rPr>
+          <w:rFonts w:ascii="Times New Roman" w:hAnsi="Times New Roman" w:cs="Times New Roman"/>
+          <w:sz w:val="24"/>
+          <w:szCs w:val="24"/>
+        </w:rPr>
+        <w:t xml:space="preserve"> been light-weighted, and guaranteed an easy modification on the decision tree structures and rules. Now my module is now </w:t>
+      </w:r>
+      <w:r>
+        <w:rPr>
+          <w:rFonts w:ascii="Times New Roman" w:hAnsi="Times New Roman" w:cs="Times New Roman"/>
+          <w:sz w:val="24"/>
+          <w:szCs w:val="24"/>
+        </w:rPr>
+        <w:t>widely used in the diagnosis system as a bottom-level module</w:t>
+      </w:r>
+      <w:r>
+        <w:rPr>
+          <w:rFonts w:ascii="Times New Roman" w:hAnsi="Times New Roman" w:cs="Times New Roman"/>
+          <w:sz w:val="24"/>
+          <w:szCs w:val="24"/>
+        </w:rPr>
+        <w:t>. Working with professionals had</w:t>
+      </w:r>
+      <w:r>
+        <w:rPr>
+          <w:rFonts w:ascii="Times New Roman" w:hAnsi="Times New Roman" w:cs="Times New Roman"/>
+          <w:sz w:val="24"/>
+          <w:szCs w:val="24"/>
+        </w:rPr>
+        <w:t xml:space="preserve"> taught me that as a </w:t>
+      </w:r>
+      <w:r>
+        <w:rPr>
+          <w:rFonts w:ascii="Times New Roman" w:hAnsi="Times New Roman" w:cs="Times New Roman"/>
+          <w:sz w:val="24"/>
+          <w:szCs w:val="24"/>
+        </w:rPr>
+        <w:t>software</w:t>
+      </w:r>
+      <w:r>
+        <w:rPr>
+          <w:rFonts w:ascii="Times New Roman" w:hAnsi="Times New Roman" w:cs="Times New Roman"/>
+          <w:sz w:val="24"/>
+          <w:szCs w:val="24"/>
+        </w:rPr>
+        <w:t xml:space="preserve"> developer the value you create is not only from what you implement but also from how you implement, and a profound understanding to the programming language and development environment is indispensable for an elegant implementation.</w:t>
       </w:r>
     </w:p>
     <w:p>
@@ -2897,6 +1603,7 @@
         </w:rPr>
         <w:t>“</w:t>
       </w:r>
+      <w:proofErr w:type="spellStart"/>
       <w:r>
         <w:rPr>
           <w:rFonts w:ascii="Times New Roman" w:hAnsi="Times New Roman" w:cs="Times New Roman"/>
@@ -2905,6 +1612,7 @@
         </w:rPr>
         <w:t>Acemap</w:t>
       </w:r>
+      <w:proofErr w:type="spellEnd"/>
       <w:r>
         <w:rPr>
           <w:rFonts w:ascii="Times New Roman" w:hAnsi="Times New Roman" w:cs="Times New Roman"/>
@@ -2943,7 +1651,25 @@
           <w:sz w:val="24"/>
           <w:szCs w:val="24"/>
         </w:rPr>
-        <w:t xml:space="preserve"> Also, on course projects I conducted a Chinese word segmenter and a text-based searching platform, and the topic of my first paper is </w:t>
+        <w:t xml:space="preserve"> Also, on course projects I conducted a Chinese word </w:t>
+      </w:r>
+      <w:proofErr w:type="spellStart"/>
+      <w:r>
+        <w:rPr>
+          <w:rFonts w:ascii="Times New Roman" w:hAnsi="Times New Roman" w:cs="Times New Roman"/>
+          <w:sz w:val="24"/>
+          <w:szCs w:val="24"/>
+        </w:rPr>
+        <w:t>segmenter</w:t>
+      </w:r>
+      <w:proofErr w:type="spellEnd"/>
+      <w:r>
+        <w:rPr>
+          <w:rFonts w:ascii="Times New Roman" w:hAnsi="Times New Roman" w:cs="Times New Roman"/>
+          <w:sz w:val="24"/>
+          <w:szCs w:val="24"/>
+        </w:rPr>
+        <w:t xml:space="preserve"> and a text-based searching platform, and the topic of my first paper is </w:t>
       </w:r>
       <w:r>
         <w:rPr>
@@ -2959,7 +1685,7 @@
           <w:sz w:val="24"/>
           <w:szCs w:val="24"/>
         </w:rPr>
-        <w:t>closely related to NLP, as it is using document level discourse parsing for textual mining.</w:t>
+        <w:t>closely related to NLP.</w:t>
       </w:r>
       <w:r>
         <w:rPr>
@@ -2993,8 +1719,6 @@
         </w:rPr>
         <w:t xml:space="preserve">also </w:t>
       </w:r>
-      <w:bookmarkStart w:id="0" w:name="_GoBack"/>
-      <w:bookmarkEnd w:id="0"/>
       <w:r>
         <w:rPr>
           <w:rFonts w:ascii="Times New Roman" w:hAnsi="Times New Roman" w:cs="Times New Roman"/>
@@ -3043,15 +1767,6 @@
         </w:rPr>
         <w:t xml:space="preserve"> for your time and consideration.</w:t>
       </w:r>
-    </w:p>
-    <w:p>
-      <w:pPr>
-        <w:rPr>
-          <w:rFonts w:ascii="Times New Roman" w:hAnsi="Times New Roman" w:cs="Times New Roman"/>
-          <w:sz w:val="24"/>
-          <w:szCs w:val="24"/>
-        </w:rPr>
-      </w:pPr>
     </w:p>
     <w:p>
       <w:pPr>
@@ -3113,13 +1828,23 @@
           <w:szCs w:val="24"/>
         </w:rPr>
       </w:pPr>
-      <w:r>
-        <w:rPr>
-          <w:rFonts w:ascii="Times New Roman" w:hAnsi="Times New Roman" w:cs="Times New Roman"/>
-          <w:sz w:val="24"/>
-          <w:szCs w:val="24"/>
-        </w:rPr>
-        <w:t>Qianyang Peng</w:t>
+      <w:proofErr w:type="spellStart"/>
+      <w:r>
+        <w:rPr>
+          <w:rFonts w:ascii="Times New Roman" w:hAnsi="Times New Roman" w:cs="Times New Roman"/>
+          <w:sz w:val="24"/>
+          <w:szCs w:val="24"/>
+        </w:rPr>
+        <w:t>Qianyang</w:t>
+      </w:r>
+      <w:proofErr w:type="spellEnd"/>
+      <w:r>
+        <w:rPr>
+          <w:rFonts w:ascii="Times New Roman" w:hAnsi="Times New Roman" w:cs="Times New Roman"/>
+          <w:sz w:val="24"/>
+          <w:szCs w:val="24"/>
+        </w:rPr>
+        <w:t xml:space="preserve"> Peng</w:t>
       </w:r>
     </w:p>
     <w:sectPr>
@@ -4073,7 +2798,7 @@
 </file>
 
 <file path=customXml/itemProps1.xml><?xml version="1.0" encoding="utf-8"?>
-<ds:datastoreItem xmlns:ds="http://schemas.openxmlformats.org/officeDocument/2006/customXml" ds:itemID="{68A99D51-0F89-42A2-B9A5-873A17F51DE3}">
+<ds:datastoreItem xmlns:ds="http://schemas.openxmlformats.org/officeDocument/2006/customXml" ds:itemID="{7C03012F-DB6A-4626-A1A1-F7B5F736A7A6}">
   <ds:schemaRefs>
     <ds:schemaRef ds:uri="http://schemas.openxmlformats.org/officeDocument/2006/bibliography"/>
   </ds:schemaRefs>
